--- a/WebContent/docx/实体瘤分子残留病灶(MRD)组织1238基因检测报告-简版-苏州市立医院-本部&北区.docx
+++ b/WebContent/docx/实体瘤分子残留病灶(MRD)组织1238基因检测报告-简版-苏州市立医院-本部&北区.docx
@@ -946,13 +946,13 @@
           </w14:shadow>
         </w:rPr>
       </w:pPr>
-      <w:bookmarkStart w:id="2" w:name="_Toc18062_WPSOffice_Level1"/>
-      <w:bookmarkStart w:id="3" w:name="_Toc26731"/>
-      <w:bookmarkStart w:id="4" w:name="_Toc3366"/>
-      <w:bookmarkStart w:id="5" w:name="_Toc29866"/>
-      <w:bookmarkStart w:id="6" w:name="_Toc7021_WPSOffice_Level1"/>
-      <w:bookmarkStart w:id="7" w:name="_Toc17451"/>
-      <w:bookmarkStart w:id="8" w:name="_Toc11015_WPSOffice_Level1"/>
+      <w:bookmarkStart w:id="2" w:name="_Toc3366"/>
+      <w:bookmarkStart w:id="3" w:name="_Toc7021_WPSOffice_Level1"/>
+      <w:bookmarkStart w:id="4" w:name="_Toc11015_WPSOffice_Level1"/>
+      <w:bookmarkStart w:id="5" w:name="_Toc17451"/>
+      <w:bookmarkStart w:id="6" w:name="_Toc18062_WPSOffice_Level1"/>
+      <w:bookmarkStart w:id="7" w:name="_Toc26731"/>
+      <w:bookmarkStart w:id="8" w:name="_Toc29866"/>
       <w:bookmarkStart w:id="9" w:name="_Toc3823"/>
       <w:r>
         <w:rPr>
@@ -1736,8 +1736,8 @@
       <w:bookmarkStart w:id="11" w:name="_Toc18058"/>
       <w:bookmarkStart w:id="12" w:name="_Toc23369_WPSOffice_Level1"/>
       <w:bookmarkStart w:id="13" w:name="_Toc6221_WPSOffice_Level1"/>
-      <w:bookmarkStart w:id="14" w:name="_Toc25920"/>
-      <w:bookmarkStart w:id="15" w:name="_Toc16576"/>
+      <w:bookmarkStart w:id="14" w:name="_Toc16576"/>
+      <w:bookmarkStart w:id="15" w:name="_Toc25920"/>
       <w:bookmarkStart w:id="16" w:name="_Toc25340"/>
       <w:bookmarkStart w:id="17" w:name="_Toc2762"/>
       <w:r>
@@ -5168,13 +5168,6 @@
         </w:rPr>
       </w:pPr>
     </w:p>
-    <w:p>
-      <w:pPr>
-        <w:rPr>
-          <w:lang w:eastAsia="zh-CN"/>
-        </w:rPr>
-      </w:pPr>
-    </w:p>
     <w:tbl>
       <w:tblPr>
         <w:tblStyle w:val="33"/>
@@ -5195,8 +5188,16 @@
         <w:gridCol w:w="2294"/>
       </w:tblGrid>
       <w:tr>
+        <w:tblPrEx>
+          <w:tblCellMar>
+            <w:top w:w="0" w:type="dxa"/>
+            <w:left w:w="0" w:type="dxa"/>
+            <w:bottom w:w="0" w:type="dxa"/>
+            <w:right w:w="0" w:type="dxa"/>
+          </w:tblCellMar>
+        </w:tblPrEx>
         <w:trPr>
-          <w:trHeight w:val="441" w:hRule="exact"/>
+          <w:trHeight w:val="680" w:hRule="exact"/>
           <w:jc w:val="right"/>
         </w:trPr>
         <w:tc>
@@ -5247,192 +5248,12 @@
             </w:pPr>
             <w:r>
               <w:rPr>
-                <w:sz w:val="22"/>
-              </w:rPr>
-              <mc:AlternateContent>
-                <mc:Choice Requires="wpg">
-                  <w:drawing>
-                    <wp:anchor distT="0" distB="0" distL="114300" distR="114300" simplePos="0" relativeHeight="251659264" behindDoc="0" locked="0" layoutInCell="1" allowOverlap="1">
-                      <wp:simplePos x="0" y="0"/>
-                      <wp:positionH relativeFrom="column">
-                        <wp:posOffset>7620</wp:posOffset>
-                      </wp:positionH>
-                      <wp:positionV relativeFrom="paragraph">
-                        <wp:posOffset>-480060</wp:posOffset>
-                      </wp:positionV>
-                      <wp:extent cx="3058160" cy="1442720"/>
-                      <wp:effectExtent l="0" t="0" r="5080" b="5080"/>
-                      <wp:wrapNone/>
-                      <wp:docPr id="9" name="组合 9"/>
-                      <wp:cNvGraphicFramePr/>
-                      <a:graphic xmlns:a="http://schemas.openxmlformats.org/drawingml/2006/main">
-                        <a:graphicData uri="http://schemas.microsoft.com/office/word/2010/wordprocessingGroup">
-                          <wpg:wgp>
-                            <wpg:cNvGrpSpPr/>
-                            <wpg:grpSpPr>
-                              <a:xfrm>
-                                <a:off x="0" y="0"/>
-                                <a:ext cx="3058160" cy="1442720"/>
-                                <a:chOff x="19211" y="18842"/>
-                                <a:chExt cx="4816" cy="2272"/>
-                              </a:xfrm>
-                            </wpg:grpSpPr>
-                            <wpg:grpSp>
-                              <wpg:cNvPr id="7" name="组合 6"/>
-                              <wpg:cNvGrpSpPr/>
-                              <wpg:grpSpPr>
-                                <a:xfrm>
-                                  <a:off x="19211" y="18842"/>
-                                  <a:ext cx="4816" cy="2273"/>
-                                  <a:chOff x="19199" y="18902"/>
-                                  <a:chExt cx="4816" cy="2273"/>
-                                </a:xfrm>
-                              </wpg:grpSpPr>
-                              <pic:pic xmlns:pic="http://schemas.openxmlformats.org/drawingml/2006/picture">
-                                <pic:nvPicPr>
-                                  <pic:cNvPr id="16" name="图片 6" descr="蔡冬雪"/>
-                                  <pic:cNvPicPr>
-                                    <a:picLocks noChangeAspect="1"/>
-                                  </pic:cNvPicPr>
-                                </pic:nvPicPr>
-                                <pic:blipFill>
-                                  <a:blip r:embed="rId6">
-                                    <a:clrChange>
-                                      <a:clrFrom>
-                                        <a:srgbClr val="FFFFFF">
-                                          <a:alpha val="100000"/>
-                                        </a:srgbClr>
-                                      </a:clrFrom>
-                                      <a:clrTo>
-                                        <a:srgbClr val="FFFFFF">
-                                          <a:alpha val="100000"/>
-                                          <a:alpha val="0"/>
-                                        </a:srgbClr>
-                                      </a:clrTo>
-                                    </a:clrChange>
-                                  </a:blip>
-                                  <a:srcRect l="18656" t="33322" r="18897" b="26699"/>
-                                  <a:stretch>
-                                    <a:fillRect/>
-                                  </a:stretch>
-                                </pic:blipFill>
-                                <pic:spPr>
-                                  <a:xfrm>
-                                    <a:off x="19199" y="19551"/>
-                                    <a:ext cx="1261" cy="566"/>
-                                  </a:xfrm>
-                                  <a:prstGeom prst="rect">
-                                    <a:avLst/>
-                                  </a:prstGeom>
-                                </pic:spPr>
-                              </pic:pic>
-                              <pic:pic xmlns:pic="http://schemas.openxmlformats.org/drawingml/2006/picture">
-                                <pic:nvPicPr>
-                                  <pic:cNvPr id="21" name="图片 25"/>
-                                  <pic:cNvPicPr>
-                                    <a:picLocks noChangeAspect="1" noChangeArrowheads="1"/>
-                                  </pic:cNvPicPr>
-                                </pic:nvPicPr>
-                                <pic:blipFill>
-                                  <a:blip r:embed="rId7">
-                                    <a:extLst>
-                                      <a:ext uri="{28A0092B-C50C-407E-A947-70E740481C1C}">
-                                        <a14:useLocalDpi xmlns:a14="http://schemas.microsoft.com/office/drawing/2010/main" val="0"/>
-                                      </a:ext>
-                                    </a:extLst>
-                                  </a:blip>
-                                  <a:srcRect/>
-                                  <a:stretch>
-                                    <a:fillRect/>
-                                  </a:stretch>
-                                </pic:blipFill>
-                                <pic:spPr>
-                                  <a:xfrm>
-                                    <a:off x="21742" y="18902"/>
-                                    <a:ext cx="2273" cy="2273"/>
-                                  </a:xfrm>
-                                  <a:prstGeom prst="rect">
-                                    <a:avLst/>
-                                  </a:prstGeom>
-                                  <a:noFill/>
-                                  <a:ln>
-                                    <a:noFill/>
-                                  </a:ln>
-                                </pic:spPr>
-                              </pic:pic>
-                            </wpg:grpSp>
-                            <pic:pic xmlns:pic="http://schemas.openxmlformats.org/drawingml/2006/picture">
-                              <pic:nvPicPr>
-                                <pic:cNvPr id="8" name="图片 4" descr="王建丽"/>
-                                <pic:cNvPicPr>
-                                  <a:picLocks noChangeAspect="1"/>
-                                </pic:cNvPicPr>
-                              </pic:nvPicPr>
-                              <pic:blipFill>
-                                <a:blip r:embed="rId8">
-                                  <a:clrChange>
-                                    <a:clrFrom>
-                                      <a:srgbClr val="FFFFFF">
-                                        <a:alpha val="100000"/>
-                                      </a:srgbClr>
-                                    </a:clrFrom>
-                                    <a:clrTo>
-                                      <a:srgbClr val="FFFFFF">
-                                        <a:alpha val="100000"/>
-                                        <a:alpha val="0"/>
-                                      </a:srgbClr>
-                                    </a:clrTo>
-                                  </a:clrChange>
-                                </a:blip>
-                                <a:stretch>
-                                  <a:fillRect/>
-                                </a:stretch>
-                              </pic:blipFill>
-                              <pic:spPr>
-                                <a:xfrm>
-                                  <a:off x="22261" y="19395"/>
-                                  <a:ext cx="1258" cy="713"/>
-                                </a:xfrm>
-                                <a:prstGeom prst="rect">
-                                  <a:avLst/>
-                                </a:prstGeom>
-                              </pic:spPr>
-                            </pic:pic>
-                          </wpg:wgp>
-                        </a:graphicData>
-                      </a:graphic>
-                    </wp:anchor>
-                  </w:drawing>
-                </mc:Choice>
-                <mc:Fallback>
-                  <w:pict>
-                    <v:group id="_x0000_s1026" o:spid="_x0000_s1026" o:spt="203" style="position:absolute;left:0pt;margin-left:0.6pt;margin-top:-37.8pt;height:113.6pt;width:240.8pt;z-index:251659264;mso-width-relative:page;mso-height-relative:page;" coordorigin="19211,18842" coordsize="4816,2272" o:gfxdata="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">
-                      <o:lock v:ext="edit" aspectratio="f"/>
-                      <v:group id="组合 6" o:spid="_x0000_s1026" o:spt="203" style="position:absolute;left:19211;top:18842;height:2273;width:4816;" coordorigin="19199,18902" coordsize="4816,2273" o:gfxdata="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">
-                        <o:lock v:ext="edit" aspectratio="f"/>
-                        <v:shape id="图片 6" o:spid="_x0000_s1026" o:spt="75" alt="蔡冬雪" type="#_x0000_t75" style="position:absolute;left:19199;top:19551;height:566;width:1261;" filled="f" o:preferrelative="t" stroked="f" coordsize="21600,21600" o:gfxdata="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">
-                          <v:fill on="f" focussize="0,0"/>
-                          <v:stroke on="f"/>
-                          <v:imagedata r:id="rId6" cropleft="12226f" croptop="21838f" cropright="12384f" cropbottom="17497f" chromakey="#FFFFFF" o:title=""/>
-                          <o:lock v:ext="edit" aspectratio="t"/>
-                        </v:shape>
-                        <v:shape id="图片 25" o:spid="_x0000_s1026" o:spt="75" type="#_x0000_t75" style="position:absolute;left:21742;top:18902;height:2273;width:2273;" filled="f" o:preferrelative="t" stroked="f" coordsize="21600,21600" o:gfxdata="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">
-                          <v:fill on="f" focussize="0,0"/>
-                          <v:stroke on="f"/>
-                          <v:imagedata r:id="rId7" o:title=""/>
-                          <o:lock v:ext="edit" aspectratio="t"/>
-                        </v:shape>
-                      </v:group>
-                      <v:shape id="图片 4" o:spid="_x0000_s1026" o:spt="75" alt="王建丽" type="#_x0000_t75" style="position:absolute;left:22261;top:19395;height:713;width:1258;" filled="f" o:preferrelative="t" stroked="f" coordsize="21600,21600" o:gfxdata="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">
-                        <v:fill on="f" focussize="0,0"/>
-                        <v:stroke on="f"/>
-                        <v:imagedata r:id="rId8" chromakey="#FFFFFF" o:title=""/>
-                        <o:lock v:ext="edit" aspectratio="t"/>
-                      </v:shape>
-                    </v:group>
-                  </w:pict>
-                </mc:Fallback>
-              </mc:AlternateContent>
+                <w:rFonts w:hint="eastAsia" w:ascii="Times New Roman" w:hAnsi="Times New Roman" w:cs="Times New Roman"/>
+                <w:b/>
+                <w:sz w:val="24"/>
+                <w:szCs w:val="24"/>
+              </w:rPr>
+              <w:t>{{"ty_tianjin1"|sign(64,28)}}</w:t>
             </w:r>
           </w:p>
         </w:tc>
@@ -5492,6 +5313,76 @@
                 <w:szCs w:val="24"/>
               </w:rPr>
             </w:pPr>
+            <w:r>
+              <w:rPr>
+                <w:rFonts w:hint="eastAsia" w:ascii="Times New Roman" w:hAnsi="Times New Roman" w:cs="Times New Roman"/>
+                <w:b/>
+                <w:sz w:val="24"/>
+                <w:szCs w:val="24"/>
+              </w:rPr>
+              <w:t>{{"ty_tianjin2"|sign(59,34)}}</w:t>
+            </w:r>
+            <w:r>
+              <w:rPr>
+                <w:sz w:val="18"/>
+              </w:rPr>
+              <w:drawing>
+                <wp:anchor distT="0" distB="0" distL="114300" distR="114300" simplePos="0" relativeHeight="251661312" behindDoc="0" locked="0" layoutInCell="1" allowOverlap="1">
+                  <wp:simplePos x="0" y="0"/>
+                  <wp:positionH relativeFrom="column">
+                    <wp:posOffset>-398145</wp:posOffset>
+                  </wp:positionH>
+                  <wp:positionV relativeFrom="paragraph">
+                    <wp:posOffset>-311785</wp:posOffset>
+                  </wp:positionV>
+                  <wp:extent cx="1443355" cy="1443355"/>
+                  <wp:effectExtent l="0" t="0" r="4445" b="4445"/>
+                  <wp:wrapNone/>
+                  <wp:docPr id="21" name="图片 25"/>
+                  <wp:cNvGraphicFramePr>
+                    <a:graphicFrameLocks xmlns:a="http://schemas.openxmlformats.org/drawingml/2006/main" noChangeAspect="1"/>
+                  </wp:cNvGraphicFramePr>
+                  <a:graphic xmlns:a="http://schemas.openxmlformats.org/drawingml/2006/main">
+                    <a:graphicData uri="http://schemas.openxmlformats.org/drawingml/2006/picture">
+                      <pic:pic xmlns:pic="http://schemas.openxmlformats.org/drawingml/2006/picture">
+                        <pic:nvPicPr>
+                          <pic:cNvPr id="21" name="图片 25"/>
+                          <pic:cNvPicPr>
+                            <a:picLocks noChangeAspect="1" noChangeArrowheads="1"/>
+                          </pic:cNvPicPr>
+                        </pic:nvPicPr>
+                        <pic:blipFill>
+                          <a:blip r:embed="rId6">
+                            <a:extLst>
+                              <a:ext uri="{28A0092B-C50C-407E-A947-70E740481C1C}">
+                                <a14:useLocalDpi xmlns:a14="http://schemas.microsoft.com/office/drawing/2010/main" val="0"/>
+                              </a:ext>
+                            </a:extLst>
+                          </a:blip>
+                          <a:srcRect/>
+                          <a:stretch>
+                            <a:fillRect/>
+                          </a:stretch>
+                        </pic:blipFill>
+                        <pic:spPr>
+                          <a:xfrm>
+                            <a:off x="0" y="0"/>
+                            <a:ext cx="1443355" cy="1443355"/>
+                          </a:xfrm>
+                          <a:prstGeom prst="rect">
+                            <a:avLst/>
+                          </a:prstGeom>
+                          <a:noFill/>
+                          <a:ln>
+                            <a:noFill/>
+                          </a:ln>
+                        </pic:spPr>
+                      </pic:pic>
+                    </a:graphicData>
+                  </a:graphic>
+                </wp:anchor>
+              </w:drawing>
+            </w:r>
           </w:p>
         </w:tc>
       </w:tr>
@@ -5754,8 +5645,16 @@
         <w:gridCol w:w="2294"/>
       </w:tblGrid>
       <w:tr>
+        <w:tblPrEx>
+          <w:tblCellMar>
+            <w:top w:w="0" w:type="dxa"/>
+            <w:left w:w="0" w:type="dxa"/>
+            <w:bottom w:w="0" w:type="dxa"/>
+            <w:right w:w="0" w:type="dxa"/>
+          </w:tblCellMar>
+        </w:tblPrEx>
         <w:trPr>
-          <w:trHeight w:val="441" w:hRule="exact"/>
+          <w:trHeight w:val="680" w:hRule="exact"/>
           <w:jc w:val="right"/>
         </w:trPr>
         <w:tc>
@@ -5806,196 +5705,12 @@
             </w:pPr>
             <w:r>
               <w:rPr>
-                <w:sz w:val="22"/>
-              </w:rPr>
-              <mc:AlternateContent>
-                <mc:Choice Requires="wpg">
-                  <w:drawing>
-                    <wp:anchor distT="0" distB="0" distL="114300" distR="114300" simplePos="0" relativeHeight="251660288" behindDoc="0" locked="0" layoutInCell="1" allowOverlap="1">
-                      <wp:simplePos x="0" y="0"/>
-                      <wp:positionH relativeFrom="column">
-                        <wp:posOffset>0</wp:posOffset>
-                      </wp:positionH>
-                      <wp:positionV relativeFrom="paragraph">
-                        <wp:posOffset>-370840</wp:posOffset>
-                      </wp:positionV>
-                      <wp:extent cx="3134360" cy="1443355"/>
-                      <wp:effectExtent l="0" t="0" r="5080" b="4445"/>
-                      <wp:wrapNone/>
-                      <wp:docPr id="14" name="组合 14"/>
-                      <wp:cNvGraphicFramePr/>
-                      <a:graphic xmlns:a="http://schemas.openxmlformats.org/drawingml/2006/main">
-                        <a:graphicData uri="http://schemas.microsoft.com/office/word/2010/wordprocessingGroup">
-                          <wpg:wgp>
-                            <wpg:cNvGrpSpPr/>
-                            <wpg:grpSpPr>
-                              <a:xfrm>
-                                <a:off x="0" y="0"/>
-                                <a:ext cx="3134360" cy="1443355"/>
-                                <a:chOff x="19199" y="20810"/>
-                                <a:chExt cx="4936" cy="2273"/>
-                              </a:xfrm>
-                            </wpg:grpSpPr>
-                            <wpg:grpSp>
-                              <wpg:cNvPr id="15" name="组合 23"/>
-                              <wpg:cNvGrpSpPr/>
-                              <wpg:grpSpPr>
-                                <a:xfrm>
-                                  <a:off x="19199" y="20810"/>
-                                  <a:ext cx="4936" cy="2273"/>
-                                  <a:chOff x="19199" y="20810"/>
-                                  <a:chExt cx="4936" cy="2273"/>
-                                </a:xfrm>
-                              </wpg:grpSpPr>
-                              <pic:pic xmlns:pic="http://schemas.openxmlformats.org/drawingml/2006/picture">
-                                <pic:nvPicPr>
-                                  <pic:cNvPr id="12" name="图片 1"/>
-                                  <pic:cNvPicPr>
-                                    <a:picLocks noChangeAspect="1"/>
-                                  </pic:cNvPicPr>
-                                </pic:nvPicPr>
-                                <pic:blipFill>
-                                  <a:blip r:embed="rId9">
-                                    <a:clrChange>
-                                      <a:clrFrom>
-                                        <a:srgbClr val="FFFFFF">
-                                          <a:alpha val="100000"/>
-                                        </a:srgbClr>
-                                      </a:clrFrom>
-                                      <a:clrTo>
-                                        <a:srgbClr val="FFFFFF">
-                                          <a:alpha val="100000"/>
-                                          <a:alpha val="0"/>
-                                        </a:srgbClr>
-                                      </a:clrTo>
-                                    </a:clrChange>
-                                  </a:blip>
-                                  <a:srcRect l="10922" t="11667"/>
-                                  <a:stretch>
-                                    <a:fillRect/>
-                                  </a:stretch>
-                                </pic:blipFill>
-                                <pic:spPr>
-                                  <a:xfrm>
-                                    <a:off x="19199" y="21203"/>
-                                    <a:ext cx="1672" cy="901"/>
-                                  </a:xfrm>
-                                  <a:prstGeom prst="rect">
-                                    <a:avLst/>
-                                  </a:prstGeom>
-                                  <a:noFill/>
-                                  <a:ln>
-                                    <a:noFill/>
-                                  </a:ln>
-                                </pic:spPr>
-                              </pic:pic>
-                              <pic:pic xmlns:pic="http://schemas.openxmlformats.org/drawingml/2006/picture">
-                                <pic:nvPicPr>
-                                  <pic:cNvPr id="18" name="图片 25"/>
-                                  <pic:cNvPicPr>
-                                    <a:picLocks noChangeAspect="1" noChangeArrowheads="1"/>
-                                  </pic:cNvPicPr>
-                                </pic:nvPicPr>
-                                <pic:blipFill>
-                                  <a:blip r:embed="rId7">
-                                    <a:extLst>
-                                      <a:ext uri="{28A0092B-C50C-407E-A947-70E740481C1C}">
-                                        <a14:useLocalDpi xmlns:a14="http://schemas.microsoft.com/office/drawing/2010/main" val="0"/>
-                                      </a:ext>
-                                    </a:extLst>
-                                  </a:blip>
-                                  <a:srcRect/>
-                                  <a:stretch>
-                                    <a:fillRect/>
-                                  </a:stretch>
-                                </pic:blipFill>
-                                <pic:spPr>
-                                  <a:xfrm>
-                                    <a:off x="21862" y="20810"/>
-                                    <a:ext cx="2273" cy="2273"/>
-                                  </a:xfrm>
-                                  <a:prstGeom prst="rect">
-                                    <a:avLst/>
-                                  </a:prstGeom>
-                                  <a:noFill/>
-                                  <a:ln>
-                                    <a:noFill/>
-                                  </a:ln>
-                                </pic:spPr>
-                              </pic:pic>
-                            </wpg:grpSp>
-                            <pic:pic xmlns:pic="http://schemas.openxmlformats.org/drawingml/2006/picture">
-                              <pic:nvPicPr>
-                                <pic:cNvPr id="11" name="图片 11" descr="王建丽"/>
-                                <pic:cNvPicPr>
-                                  <a:picLocks noChangeAspect="1"/>
-                                </pic:cNvPicPr>
-                              </pic:nvPicPr>
-                              <pic:blipFill>
-                                <a:blip r:embed="rId8">
-                                  <a:clrChange>
-                                    <a:clrFrom>
-                                      <a:srgbClr val="FFFFFF">
-                                        <a:alpha val="100000"/>
-                                      </a:srgbClr>
-                                    </a:clrFrom>
-                                    <a:clrTo>
-                                      <a:srgbClr val="FFFFFF">
-                                        <a:alpha val="100000"/>
-                                        <a:alpha val="0"/>
-                                      </a:srgbClr>
-                                    </a:clrTo>
-                                  </a:clrChange>
-                                </a:blip>
-                                <a:stretch>
-                                  <a:fillRect/>
-                                </a:stretch>
-                              </pic:blipFill>
-                              <pic:spPr>
-                                <a:xfrm>
-                                  <a:off x="22321" y="21215"/>
-                                  <a:ext cx="1488" cy="842"/>
-                                </a:xfrm>
-                                <a:prstGeom prst="rect">
-                                  <a:avLst/>
-                                </a:prstGeom>
-                              </pic:spPr>
-                            </pic:pic>
-                          </wpg:wgp>
-                        </a:graphicData>
-                      </a:graphic>
-                    </wp:anchor>
-                  </w:drawing>
-                </mc:Choice>
-                <mc:Fallback>
-                  <w:pict>
-                    <v:group id="_x0000_s1026" o:spid="_x0000_s1026" o:spt="203" style="position:absolute;left:0pt;margin-left:0pt;margin-top:-29.2pt;height:113.65pt;width:246.8pt;z-index:251660288;mso-width-relative:page;mso-height-relative:page;" coordorigin="19199,20810" coordsize="4936,2273" o:gfxdata="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">
-                      <o:lock v:ext="edit" aspectratio="f"/>
-                      <v:group id="组合 23" o:spid="_x0000_s1026" o:spt="203" style="position:absolute;left:19199;top:20810;height:2273;width:4936;" coordorigin="19199,20810" coordsize="4936,2273" o:gfxdata="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">
-                        <o:lock v:ext="edit" aspectratio="f"/>
-                        <v:shape id="图片 1" o:spid="_x0000_s1026" o:spt="75" type="#_x0000_t75" style="position:absolute;left:19199;top:21203;height:901;width:1672;" filled="f" o:preferrelative="t" stroked="f" coordsize="21600,21600" o:gfxdata="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">
-                          <v:fill on="f" focussize="0,0"/>
-                          <v:stroke on="f"/>
-                          <v:imagedata r:id="rId9" cropleft="7158f" croptop="7646f" chromakey="#FFFFFF" o:title=""/>
-                          <o:lock v:ext="edit" aspectratio="t"/>
-                        </v:shape>
-                        <v:shape id="图片 25" o:spid="_x0000_s1026" o:spt="75" type="#_x0000_t75" style="position:absolute;left:21862;top:20810;height:2273;width:2273;" filled="f" o:preferrelative="t" stroked="f" coordsize="21600,21600" o:gfxdata="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">
-                          <v:fill on="f" focussize="0,0"/>
-                          <v:stroke on="f"/>
-                          <v:imagedata r:id="rId7" o:title=""/>
-                          <o:lock v:ext="edit" aspectratio="t"/>
-                        </v:shape>
-                      </v:group>
-                      <v:shape id="_x0000_s1026" o:spid="_x0000_s1026" o:spt="75" alt="王建丽" type="#_x0000_t75" style="position:absolute;left:22321;top:21215;height:842;width:1488;" filled="f" o:preferrelative="t" stroked="f" coordsize="21600,21600" o:gfxdata="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">
-                        <v:fill on="f" focussize="0,0"/>
-                        <v:stroke on="f"/>
-                        <v:imagedata r:id="rId8" chromakey="#FFFFFF" o:title=""/>
-                        <o:lock v:ext="edit" aspectratio="t"/>
-                      </v:shape>
-                    </v:group>
-                  </w:pict>
-                </mc:Fallback>
-              </mc:AlternateContent>
+                <w:rFonts w:hint="eastAsia" w:ascii="Times New Roman" w:hAnsi="Times New Roman" w:cs="Times New Roman"/>
+                <w:b/>
+                <w:sz w:val="24"/>
+                <w:szCs w:val="24"/>
+              </w:rPr>
+              <w:t>{{"ty_guangzhou1"|sign(62,34)}}</w:t>
             </w:r>
           </w:p>
         </w:tc>
@@ -6055,6 +5770,78 @@
                 <w:szCs w:val="24"/>
               </w:rPr>
             </w:pPr>
+            <w:r>
+              <w:rPr>
+                <w:rFonts w:hint="eastAsia" w:ascii="Times New Roman" w:hAnsi="Times New Roman" w:cs="Times New Roman"/>
+                <w:b/>
+                <w:sz w:val="24"/>
+                <w:szCs w:val="24"/>
+              </w:rPr>
+              <w:t>{{"ty_guangzhou2"|sign(59,34)}}</w:t>
+            </w:r>
+            <w:bookmarkStart w:id="20" w:name="_GoBack"/>
+            <w:r>
+              <w:rPr>
+                <w:sz w:val="24"/>
+              </w:rPr>
+              <w:drawing>
+                <wp:anchor distT="0" distB="0" distL="114300" distR="114300" simplePos="0" relativeHeight="251662336" behindDoc="0" locked="0" layoutInCell="1" allowOverlap="1">
+                  <wp:simplePos x="0" y="0"/>
+                  <wp:positionH relativeFrom="column">
+                    <wp:posOffset>-375285</wp:posOffset>
+                  </wp:positionH>
+                  <wp:positionV relativeFrom="paragraph">
+                    <wp:posOffset>-391795</wp:posOffset>
+                  </wp:positionV>
+                  <wp:extent cx="1443355" cy="1443355"/>
+                  <wp:effectExtent l="0" t="0" r="4445" b="4445"/>
+                  <wp:wrapNone/>
+                  <wp:docPr id="2" name="图片 25"/>
+                  <wp:cNvGraphicFramePr>
+                    <a:graphicFrameLocks xmlns:a="http://schemas.openxmlformats.org/drawingml/2006/main" noChangeAspect="1"/>
+                  </wp:cNvGraphicFramePr>
+                  <a:graphic xmlns:a="http://schemas.openxmlformats.org/drawingml/2006/main">
+                    <a:graphicData uri="http://schemas.openxmlformats.org/drawingml/2006/picture">
+                      <pic:pic xmlns:pic="http://schemas.openxmlformats.org/drawingml/2006/picture">
+                        <pic:nvPicPr>
+                          <pic:cNvPr id="2" name="图片 25"/>
+                          <pic:cNvPicPr>
+                            <a:picLocks noChangeAspect="1" noChangeArrowheads="1"/>
+                          </pic:cNvPicPr>
+                        </pic:nvPicPr>
+                        <pic:blipFill>
+                          <a:blip r:embed="rId6">
+                            <a:extLst>
+                              <a:ext uri="{28A0092B-C50C-407E-A947-70E740481C1C}">
+                                <a14:useLocalDpi xmlns:a14="http://schemas.microsoft.com/office/drawing/2010/main" val="0"/>
+                              </a:ext>
+                            </a:extLst>
+                          </a:blip>
+                          <a:srcRect/>
+                          <a:stretch>
+                            <a:fillRect/>
+                          </a:stretch>
+                        </pic:blipFill>
+                        <pic:spPr>
+                          <a:xfrm>
+                            <a:off x="0" y="0"/>
+                            <a:ext cx="1443355" cy="1443355"/>
+                          </a:xfrm>
+                          <a:prstGeom prst="rect">
+                            <a:avLst/>
+                          </a:prstGeom>
+                          <a:noFill/>
+                          <a:ln>
+                            <a:noFill/>
+                          </a:ln>
+                        </pic:spPr>
+                      </pic:pic>
+                    </a:graphicData>
+                  </a:graphic>
+                </wp:anchor>
+              </w:drawing>
+            </w:r>
+            <w:bookmarkEnd w:id="20"/>
           </w:p>
         </w:tc>
       </w:tr>
@@ -6272,7 +6059,6 @@
           <w:lang w:val="en-US" w:eastAsia="zh-CN"/>
         </w:rPr>
       </w:pPr>
-      <w:bookmarkStart w:id="20" w:name="_GoBack"/>
       <w:r>
         <w:rPr>
           <w:rFonts w:hint="eastAsia" w:eastAsia="宋体"/>
@@ -6287,7 +6073,6 @@
       <w:bookmarkEnd w:id="9"/>
       <w:bookmarkEnd w:id="10"/>
     </w:p>
-    <w:bookmarkEnd w:id="20"/>
     <w:sectPr>
       <w:headerReference r:id="rId3" w:type="default"/>
       <w:footerReference r:id="rId4" w:type="default"/>
@@ -6314,7 +6099,7 @@
       <mc:AlternateContent>
         <mc:Choice Requires="wps">
           <w:drawing>
-            <wp:anchor distT="0" distB="0" distL="114300" distR="114300" simplePos="0" relativeHeight="251661312" behindDoc="0" locked="0" layoutInCell="1" allowOverlap="1">
+            <wp:anchor distT="0" distB="0" distL="114300" distR="114300" simplePos="0" relativeHeight="251660288" behindDoc="0" locked="0" layoutInCell="1" allowOverlap="1">
               <wp:simplePos x="0" y="0"/>
               <wp:positionH relativeFrom="margin">
                 <wp:posOffset>1760855</wp:posOffset>
@@ -6472,7 +6257,7 @@
         </mc:Choice>
         <mc:Fallback>
           <w:pict>
-            <v:shape id="_x0000_s1026" o:spid="_x0000_s1026" o:spt="202" type="#_x0000_t202" style="position:absolute;left:0pt;margin-left:138.65pt;margin-top:0pt;height:18.8pt;width:216.95pt;mso-position-horizontal-relative:margin;z-index:251661312;mso-width-relative:page;mso-height-relative:page;" filled="f" stroked="f" coordsize="21600,21600" o:gfxdata="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">
+            <v:shape id="_x0000_s1026" o:spid="_x0000_s1026" o:spt="202" type="#_x0000_t202" style="position:absolute;left:0pt;margin-left:138.65pt;margin-top:0pt;height:18.8pt;width:216.95pt;mso-position-horizontal-relative:margin;z-index:251660288;mso-width-relative:page;mso-height-relative:page;" filled="f" stroked="f" coordsize="21600,21600" o:gfxdata="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">
               <v:fill on="f" focussize="0,0"/>
               <v:stroke on="f" weight="0.5pt"/>
               <v:imagedata o:title=""/>
@@ -6606,7 +6391,7 @@
         <w:lang w:eastAsia="zh-CN"/>
       </w:rPr>
       <w:drawing>
-        <wp:anchor distT="0" distB="0" distL="0" distR="0" simplePos="0" relativeHeight="251660288" behindDoc="0" locked="0" layoutInCell="1" allowOverlap="1">
+        <wp:anchor distT="0" distB="0" distL="0" distR="0" simplePos="0" relativeHeight="251659264" behindDoc="0" locked="0" layoutInCell="1" allowOverlap="1">
           <wp:simplePos x="0" y="0"/>
           <wp:positionH relativeFrom="column">
             <wp:posOffset>4605020</wp:posOffset>
